--- a/weekly progress/anushka daily progress/daily_progress.docx
+++ b/weekly progress/anushka daily progress/daily_progress.docx
@@ -28,135 +28,38 @@
     </w:p>
     <w:p/>
     <w:p>
-      <w:proofErr w:type="spellStart"/>
-      <w:r>
-        <w:t>category_sales</w:t>
-      </w:r>
-      <w:proofErr w:type="spellEnd"/>
-      <w:r>
-        <w:t xml:space="preserve"> = </w:t>
-      </w:r>
-      <w:proofErr w:type="spellStart"/>
-      <w:proofErr w:type="gramStart"/>
-      <w:r>
-        <w:t>df.groupby</w:t>
-      </w:r>
-      <w:proofErr w:type="spellEnd"/>
-      <w:proofErr w:type="gramEnd"/>
-      <w:r>
-        <w:t>('category</w:t>
-      </w:r>
-      <w:proofErr w:type="gramStart"/>
-      <w:r>
-        <w:t>')[</w:t>
-      </w:r>
-      <w:proofErr w:type="gramEnd"/>
-      <w:r>
-        <w:t>'</w:t>
-      </w:r>
-      <w:proofErr w:type="spellStart"/>
-      <w:r>
-        <w:t>total_sales</w:t>
-      </w:r>
-      <w:proofErr w:type="spellEnd"/>
-      <w:r>
-        <w:t>'</w:t>
-      </w:r>
-      <w:proofErr w:type="gramStart"/>
-      <w:r>
-        <w:t>].sum</w:t>
-      </w:r>
-      <w:proofErr w:type="gramEnd"/>
-      <w:r>
-        <w:t>()</w:t>
-      </w:r>
-    </w:p>
-    <w:p>
-      <w:proofErr w:type="spellStart"/>
-      <w:proofErr w:type="gramStart"/>
-      <w:r>
-        <w:t>plt.figure</w:t>
-      </w:r>
-      <w:proofErr w:type="spellEnd"/>
-      <w:proofErr w:type="gramEnd"/>
-      <w:r>
-        <w:t>(</w:t>
-      </w:r>
-      <w:proofErr w:type="spellStart"/>
-      <w:r>
-        <w:t>figsize</w:t>
-      </w:r>
-      <w:proofErr w:type="spellEnd"/>
-      <w:proofErr w:type="gramStart"/>
-      <w:r>
-        <w:t>=(</w:t>
-      </w:r>
-      <w:proofErr w:type="gramEnd"/>
-      <w:r>
-        <w:t>8,5))</w:t>
-      </w:r>
-    </w:p>
-    <w:p>
-      <w:proofErr w:type="spellStart"/>
-      <w:r>
-        <w:t>category_</w:t>
-      </w:r>
-      <w:proofErr w:type="gramStart"/>
-      <w:r>
-        <w:t>sales.plot</w:t>
-      </w:r>
-      <w:proofErr w:type="spellEnd"/>
-      <w:proofErr w:type="gramEnd"/>
-      <w:r>
-        <w:t>(kind='bar')</w:t>
-      </w:r>
-    </w:p>
-    <w:p>
-      <w:proofErr w:type="spellStart"/>
-      <w:proofErr w:type="gramStart"/>
-      <w:r>
-        <w:t>plt.title</w:t>
-      </w:r>
-      <w:proofErr w:type="spellEnd"/>
-      <w:proofErr w:type="gramEnd"/>
-      <w:r>
-        <w:t>("Sales by Product Category")</w:t>
-      </w:r>
-    </w:p>
-    <w:p>
-      <w:proofErr w:type="spellStart"/>
-      <w:proofErr w:type="gramStart"/>
-      <w:r>
-        <w:t>plt.xlabel</w:t>
-      </w:r>
-      <w:proofErr w:type="spellEnd"/>
-      <w:proofErr w:type="gramEnd"/>
-      <w:r>
-        <w:t>("Category")</w:t>
-      </w:r>
-    </w:p>
-    <w:p>
-      <w:proofErr w:type="spellStart"/>
-      <w:proofErr w:type="gramStart"/>
-      <w:r>
-        <w:t>plt.ylabel</w:t>
-      </w:r>
-      <w:proofErr w:type="spellEnd"/>
-      <w:proofErr w:type="gramEnd"/>
-      <w:r>
-        <w:t>("Total Sales")</w:t>
-      </w:r>
-    </w:p>
-    <w:p>
-      <w:proofErr w:type="spellStart"/>
-      <w:proofErr w:type="gramStart"/>
-      <w:r>
-        <w:t>plt.show</w:t>
-      </w:r>
-      <w:proofErr w:type="spellEnd"/>
-      <w:proofErr w:type="gramEnd"/>
-      <w:r>
-        <w:t>()</w:t>
+      <w:r>
+        <w:t>category_sales = df.groupby('category')['total_sales'].sum()</w:t>
+      </w:r>
+    </w:p>
+    <w:p>
+      <w:r>
+        <w:t>plt.figure(figsize=(8,5))</w:t>
+      </w:r>
+    </w:p>
+    <w:p>
+      <w:r>
+        <w:t>category_sales.plot(kind='bar')</w:t>
+      </w:r>
+    </w:p>
+    <w:p>
+      <w:r>
+        <w:t>plt.title("Sales by Product Category")</w:t>
+      </w:r>
+    </w:p>
+    <w:p>
+      <w:r>
+        <w:t>plt.xlabel("Category")</w:t>
+      </w:r>
+    </w:p>
+    <w:p>
+      <w:r>
+        <w:t>plt.ylabel("Total Sales")</w:t>
+      </w:r>
+    </w:p>
+    <w:p>
+      <w:r>
+        <w:t>plt.show()</w:t>
       </w:r>
     </w:p>
     <w:p>
@@ -166,6 +69,9 @@
     </w:p>
     <w:p>
       <w:r>
+        <w:rPr>
+          <w:noProof/>
+        </w:rPr>
         <w:drawing>
           <wp:inline distT="0" distB="0" distL="0" distR="0" wp14:anchorId="35DAEC49" wp14:editId="06F8A95E">
             <wp:extent cx="5943600" cy="3843020"/>
@@ -191,6 +97,172 @@
                     <a:xfrm>
                       <a:off x="0" y="0"/>
                       <a:ext cx="5943600" cy="3843020"/>
+                    </a:xfrm>
+                    <a:prstGeom prst="rect">
+                      <a:avLst/>
+                    </a:prstGeom>
+                  </pic:spPr>
+                </pic:pic>
+              </a:graphicData>
+            </a:graphic>
+          </wp:inline>
+        </w:drawing>
+      </w:r>
+    </w:p>
+    <w:p>
+      <w:pPr>
+        <w:rPr>
+          <w:u w:val="single"/>
+        </w:rPr>
+      </w:pPr>
+      <w:r>
+        <w:rPr>
+          <w:u w:val="single"/>
+        </w:rPr>
+        <w:lastRenderedPageBreak/>
+        <w:t>Order Value Distribution</w:t>
+      </w:r>
+    </w:p>
+    <w:p>
+      <w:pPr>
+        <w:rPr>
+          <w:u w:val="single"/>
+        </w:rPr>
+      </w:pPr>
+    </w:p>
+    <w:p>
+      <w:pPr>
+        <w:rPr>
+          <w:u w:val="single"/>
+        </w:rPr>
+      </w:pPr>
+      <w:r>
+        <w:rPr>
+          <w:u w:val="single"/>
+        </w:rPr>
+        <w:t>plt.figure(figsize=(8,5))</w:t>
+      </w:r>
+    </w:p>
+    <w:p>
+      <w:pPr>
+        <w:rPr>
+          <w:u w:val="single"/>
+        </w:rPr>
+      </w:pPr>
+      <w:r>
+        <w:rPr>
+          <w:u w:val="single"/>
+        </w:rPr>
+        <w:t>plt.hist(df['total_sales'], bins=30)</w:t>
+      </w:r>
+    </w:p>
+    <w:p>
+      <w:pPr>
+        <w:rPr>
+          <w:u w:val="single"/>
+        </w:rPr>
+      </w:pPr>
+      <w:r>
+        <w:rPr>
+          <w:u w:val="single"/>
+        </w:rPr>
+        <w:t>plt.title("Distribution of Order Value")</w:t>
+      </w:r>
+    </w:p>
+    <w:p>
+      <w:pPr>
+        <w:rPr>
+          <w:u w:val="single"/>
+        </w:rPr>
+      </w:pPr>
+      <w:r>
+        <w:rPr>
+          <w:u w:val="single"/>
+        </w:rPr>
+        <w:t>plt.xlabel("Order Value")</w:t>
+      </w:r>
+    </w:p>
+    <w:p>
+      <w:pPr>
+        <w:rPr>
+          <w:u w:val="single"/>
+        </w:rPr>
+      </w:pPr>
+      <w:r>
+        <w:rPr>
+          <w:u w:val="single"/>
+        </w:rPr>
+        <w:t>plt.ylabel("Frequency")</w:t>
+      </w:r>
+    </w:p>
+    <w:p>
+      <w:pPr>
+        <w:rPr>
+          <w:u w:val="single"/>
+        </w:rPr>
+      </w:pPr>
+      <w:r>
+        <w:rPr>
+          <w:u w:val="single"/>
+        </w:rPr>
+        <w:t>plt.show()</w:t>
+      </w:r>
+    </w:p>
+    <w:p>
+      <w:pPr>
+        <w:rPr>
+          <w:u w:val="single"/>
+        </w:rPr>
+      </w:pPr>
+    </w:p>
+    <w:p>
+      <w:pPr>
+        <w:rPr>
+          <w:u w:val="single"/>
+        </w:rPr>
+      </w:pPr>
+      <w:r>
+        <w:rPr>
+          <w:u w:val="single"/>
+        </w:rPr>
+        <w:t>Output</w:t>
+      </w:r>
+    </w:p>
+    <w:p>
+      <w:pPr>
+        <w:rPr>
+          <w:u w:val="single"/>
+        </w:rPr>
+      </w:pPr>
+      <w:r>
+        <w:rPr>
+          <w:u w:val="single"/>
+        </w:rPr>
+        <w:drawing>
+          <wp:inline distT="0" distB="0" distL="0" distR="0" wp14:anchorId="4FE35CB8" wp14:editId="502B8AB3">
+            <wp:extent cx="5943600" cy="3579495"/>
+            <wp:effectExtent l="0" t="0" r="0" b="1905"/>
+            <wp:docPr id="1967822793" name="Picture 1"/>
+            <wp:cNvGraphicFramePr>
+              <a:graphicFrameLocks xmlns:a="http://schemas.openxmlformats.org/drawingml/2006/main" noChangeAspect="1"/>
+            </wp:cNvGraphicFramePr>
+            <a:graphic xmlns:a="http://schemas.openxmlformats.org/drawingml/2006/main">
+              <a:graphicData uri="http://schemas.openxmlformats.org/drawingml/2006/picture">
+                <pic:pic xmlns:pic="http://schemas.openxmlformats.org/drawingml/2006/picture">
+                  <pic:nvPicPr>
+                    <pic:cNvPr id="1967822793" name=""/>
+                    <pic:cNvPicPr/>
+                  </pic:nvPicPr>
+                  <pic:blipFill>
+                    <a:blip r:embed="rId5"/>
+                    <a:stretch>
+                      <a:fillRect/>
+                    </a:stretch>
+                  </pic:blipFill>
+                  <pic:spPr>
+                    <a:xfrm>
+                      <a:off x="0" y="0"/>
+                      <a:ext cx="5943600" cy="3579495"/>
                     </a:xfrm>
                     <a:prstGeom prst="rect">
                       <a:avLst/>

--- a/weekly progress/anushka daily progress/daily_progress.docx
+++ b/weekly progress/anushka daily progress/daily_progress.docx
@@ -28,38 +28,135 @@
     </w:p>
     <w:p/>
     <w:p>
-      <w:r>
-        <w:t>category_sales = df.groupby('category')['total_sales'].sum()</w:t>
-      </w:r>
-    </w:p>
-    <w:p>
-      <w:r>
-        <w:t>plt.figure(figsize=(8,5))</w:t>
-      </w:r>
-    </w:p>
-    <w:p>
-      <w:r>
-        <w:t>category_sales.plot(kind='bar')</w:t>
-      </w:r>
-    </w:p>
-    <w:p>
-      <w:r>
-        <w:t>plt.title("Sales by Product Category")</w:t>
-      </w:r>
-    </w:p>
-    <w:p>
-      <w:r>
-        <w:t>plt.xlabel("Category")</w:t>
-      </w:r>
-    </w:p>
-    <w:p>
-      <w:r>
-        <w:t>plt.ylabel("Total Sales")</w:t>
-      </w:r>
-    </w:p>
-    <w:p>
-      <w:r>
-        <w:t>plt.show()</w:t>
+      <w:proofErr w:type="spellStart"/>
+      <w:r>
+        <w:t>category_sales</w:t>
+      </w:r>
+      <w:proofErr w:type="spellEnd"/>
+      <w:r>
+        <w:t xml:space="preserve"> = </w:t>
+      </w:r>
+      <w:proofErr w:type="spellStart"/>
+      <w:proofErr w:type="gramStart"/>
+      <w:r>
+        <w:t>df.groupby</w:t>
+      </w:r>
+      <w:proofErr w:type="spellEnd"/>
+      <w:proofErr w:type="gramEnd"/>
+      <w:r>
+        <w:t>('category</w:t>
+      </w:r>
+      <w:proofErr w:type="gramStart"/>
+      <w:r>
+        <w:t>')[</w:t>
+      </w:r>
+      <w:proofErr w:type="gramEnd"/>
+      <w:r>
+        <w:t>'</w:t>
+      </w:r>
+      <w:proofErr w:type="spellStart"/>
+      <w:r>
+        <w:t>total_sales</w:t>
+      </w:r>
+      <w:proofErr w:type="spellEnd"/>
+      <w:r>
+        <w:t>'</w:t>
+      </w:r>
+      <w:proofErr w:type="gramStart"/>
+      <w:r>
+        <w:t>].sum</w:t>
+      </w:r>
+      <w:proofErr w:type="gramEnd"/>
+      <w:r>
+        <w:t>()</w:t>
+      </w:r>
+    </w:p>
+    <w:p>
+      <w:proofErr w:type="spellStart"/>
+      <w:proofErr w:type="gramStart"/>
+      <w:r>
+        <w:t>plt.figure</w:t>
+      </w:r>
+      <w:proofErr w:type="spellEnd"/>
+      <w:proofErr w:type="gramEnd"/>
+      <w:r>
+        <w:t>(</w:t>
+      </w:r>
+      <w:proofErr w:type="spellStart"/>
+      <w:r>
+        <w:t>figsize</w:t>
+      </w:r>
+      <w:proofErr w:type="spellEnd"/>
+      <w:proofErr w:type="gramStart"/>
+      <w:r>
+        <w:t>=(</w:t>
+      </w:r>
+      <w:proofErr w:type="gramEnd"/>
+      <w:r>
+        <w:t>8,5))</w:t>
+      </w:r>
+    </w:p>
+    <w:p>
+      <w:proofErr w:type="spellStart"/>
+      <w:r>
+        <w:t>category_</w:t>
+      </w:r>
+      <w:proofErr w:type="gramStart"/>
+      <w:r>
+        <w:t>sales.plot</w:t>
+      </w:r>
+      <w:proofErr w:type="spellEnd"/>
+      <w:proofErr w:type="gramEnd"/>
+      <w:r>
+        <w:t>(kind='bar')</w:t>
+      </w:r>
+    </w:p>
+    <w:p>
+      <w:proofErr w:type="spellStart"/>
+      <w:proofErr w:type="gramStart"/>
+      <w:r>
+        <w:t>plt.title</w:t>
+      </w:r>
+      <w:proofErr w:type="spellEnd"/>
+      <w:proofErr w:type="gramEnd"/>
+      <w:r>
+        <w:t>("Sales by Product Category")</w:t>
+      </w:r>
+    </w:p>
+    <w:p>
+      <w:proofErr w:type="spellStart"/>
+      <w:proofErr w:type="gramStart"/>
+      <w:r>
+        <w:t>plt.xlabel</w:t>
+      </w:r>
+      <w:proofErr w:type="spellEnd"/>
+      <w:proofErr w:type="gramEnd"/>
+      <w:r>
+        <w:t>("Category")</w:t>
+      </w:r>
+    </w:p>
+    <w:p>
+      <w:proofErr w:type="spellStart"/>
+      <w:proofErr w:type="gramStart"/>
+      <w:r>
+        <w:t>plt.ylabel</w:t>
+      </w:r>
+      <w:proofErr w:type="spellEnd"/>
+      <w:proofErr w:type="gramEnd"/>
+      <w:r>
+        <w:t>("Total Sales")</w:t>
+      </w:r>
+    </w:p>
+    <w:p>
+      <w:proofErr w:type="spellStart"/>
+      <w:proofErr w:type="gramStart"/>
+      <w:r>
+        <w:t>plt.show</w:t>
+      </w:r>
+      <w:proofErr w:type="spellEnd"/>
+      <w:proofErr w:type="gramEnd"/>
+      <w:r>
+        <w:t>()</w:t>
       </w:r>
     </w:p>
     <w:p>
@@ -136,11 +233,43 @@
           <w:u w:val="single"/>
         </w:rPr>
       </w:pPr>
-      <w:r>
-        <w:rPr>
-          <w:u w:val="single"/>
-        </w:rPr>
-        <w:t>plt.figure(figsize=(8,5))</w:t>
+      <w:proofErr w:type="spellStart"/>
+      <w:proofErr w:type="gramStart"/>
+      <w:r>
+        <w:rPr>
+          <w:u w:val="single"/>
+        </w:rPr>
+        <w:t>plt.figure</w:t>
+      </w:r>
+      <w:proofErr w:type="spellEnd"/>
+      <w:proofErr w:type="gramEnd"/>
+      <w:r>
+        <w:rPr>
+          <w:u w:val="single"/>
+        </w:rPr>
+        <w:t>(</w:t>
+      </w:r>
+      <w:proofErr w:type="spellStart"/>
+      <w:r>
+        <w:rPr>
+          <w:u w:val="single"/>
+        </w:rPr>
+        <w:t>figsize</w:t>
+      </w:r>
+      <w:proofErr w:type="spellEnd"/>
+      <w:proofErr w:type="gramStart"/>
+      <w:r>
+        <w:rPr>
+          <w:u w:val="single"/>
+        </w:rPr>
+        <w:t>=(</w:t>
+      </w:r>
+      <w:proofErr w:type="gramEnd"/>
+      <w:r>
+        <w:rPr>
+          <w:u w:val="single"/>
+        </w:rPr>
+        <w:t>8,5))</w:t>
       </w:r>
     </w:p>
     <w:p>
@@ -149,11 +278,49 @@
           <w:u w:val="single"/>
         </w:rPr>
       </w:pPr>
-      <w:r>
-        <w:rPr>
-          <w:u w:val="single"/>
-        </w:rPr>
-        <w:t>plt.hist(df['total_sales'], bins=30)</w:t>
+      <w:proofErr w:type="spellStart"/>
+      <w:proofErr w:type="gramStart"/>
+      <w:r>
+        <w:rPr>
+          <w:u w:val="single"/>
+        </w:rPr>
+        <w:t>plt.hist</w:t>
+      </w:r>
+      <w:proofErr w:type="spellEnd"/>
+      <w:proofErr w:type="gramEnd"/>
+      <w:r>
+        <w:rPr>
+          <w:u w:val="single"/>
+        </w:rPr>
+        <w:t>(</w:t>
+      </w:r>
+      <w:proofErr w:type="spellStart"/>
+      <w:r>
+        <w:rPr>
+          <w:u w:val="single"/>
+        </w:rPr>
+        <w:t>df</w:t>
+      </w:r>
+      <w:proofErr w:type="spellEnd"/>
+      <w:r>
+        <w:rPr>
+          <w:u w:val="single"/>
+        </w:rPr>
+        <w:t>['</w:t>
+      </w:r>
+      <w:proofErr w:type="spellStart"/>
+      <w:r>
+        <w:rPr>
+          <w:u w:val="single"/>
+        </w:rPr>
+        <w:t>total_sales</w:t>
+      </w:r>
+      <w:proofErr w:type="spellEnd"/>
+      <w:r>
+        <w:rPr>
+          <w:u w:val="single"/>
+        </w:rPr>
+        <w:t>'], bins=30)</w:t>
       </w:r>
     </w:p>
     <w:p>
@@ -162,11 +329,21 @@
           <w:u w:val="single"/>
         </w:rPr>
       </w:pPr>
-      <w:r>
-        <w:rPr>
-          <w:u w:val="single"/>
-        </w:rPr>
-        <w:t>plt.title("Distribution of Order Value")</w:t>
+      <w:proofErr w:type="spellStart"/>
+      <w:proofErr w:type="gramStart"/>
+      <w:r>
+        <w:rPr>
+          <w:u w:val="single"/>
+        </w:rPr>
+        <w:t>plt.title</w:t>
+      </w:r>
+      <w:proofErr w:type="spellEnd"/>
+      <w:proofErr w:type="gramEnd"/>
+      <w:r>
+        <w:rPr>
+          <w:u w:val="single"/>
+        </w:rPr>
+        <w:t>("Distribution of Order Value")</w:t>
       </w:r>
     </w:p>
     <w:p>
@@ -175,11 +352,21 @@
           <w:u w:val="single"/>
         </w:rPr>
       </w:pPr>
-      <w:r>
-        <w:rPr>
-          <w:u w:val="single"/>
-        </w:rPr>
-        <w:t>plt.xlabel("Order Value")</w:t>
+      <w:proofErr w:type="spellStart"/>
+      <w:proofErr w:type="gramStart"/>
+      <w:r>
+        <w:rPr>
+          <w:u w:val="single"/>
+        </w:rPr>
+        <w:t>plt.xlabel</w:t>
+      </w:r>
+      <w:proofErr w:type="spellEnd"/>
+      <w:proofErr w:type="gramEnd"/>
+      <w:r>
+        <w:rPr>
+          <w:u w:val="single"/>
+        </w:rPr>
+        <w:t>("Order Value")</w:t>
       </w:r>
     </w:p>
     <w:p>
@@ -188,11 +375,21 @@
           <w:u w:val="single"/>
         </w:rPr>
       </w:pPr>
-      <w:r>
-        <w:rPr>
-          <w:u w:val="single"/>
-        </w:rPr>
-        <w:t>plt.ylabel("Frequency")</w:t>
+      <w:proofErr w:type="spellStart"/>
+      <w:proofErr w:type="gramStart"/>
+      <w:r>
+        <w:rPr>
+          <w:u w:val="single"/>
+        </w:rPr>
+        <w:t>plt.ylabel</w:t>
+      </w:r>
+      <w:proofErr w:type="spellEnd"/>
+      <w:proofErr w:type="gramEnd"/>
+      <w:r>
+        <w:rPr>
+          <w:u w:val="single"/>
+        </w:rPr>
+        <w:t>("Frequency")</w:t>
       </w:r>
     </w:p>
     <w:p>
@@ -201,11 +398,21 @@
           <w:u w:val="single"/>
         </w:rPr>
       </w:pPr>
-      <w:r>
-        <w:rPr>
-          <w:u w:val="single"/>
-        </w:rPr>
-        <w:t>plt.show()</w:t>
+      <w:proofErr w:type="spellStart"/>
+      <w:proofErr w:type="gramStart"/>
+      <w:r>
+        <w:rPr>
+          <w:u w:val="single"/>
+        </w:rPr>
+        <w:t>plt.show</w:t>
+      </w:r>
+      <w:proofErr w:type="spellEnd"/>
+      <w:proofErr w:type="gramEnd"/>
+      <w:r>
+        <w:rPr>
+          <w:u w:val="single"/>
+        </w:rPr>
+        <w:t>()</w:t>
       </w:r>
     </w:p>
     <w:p>
@@ -236,6 +443,7 @@
       </w:pPr>
       <w:r>
         <w:rPr>
+          <w:noProof/>
           <w:u w:val="single"/>
         </w:rPr>
         <w:drawing>
@@ -275,6 +483,248 @@
         </w:drawing>
       </w:r>
     </w:p>
+    <w:p>
+      <w:pPr>
+        <w:pBdr>
+          <w:bottom w:val="single" w:sz="6" w:space="1" w:color="auto"/>
+        </w:pBdr>
+        <w:rPr>
+          <w:u w:val="single"/>
+        </w:rPr>
+      </w:pPr>
+      <w:r>
+        <w:rPr>
+          <w:u w:val="single"/>
+        </w:rPr>
+        <w:t>Top 10 Customers by Spending</w:t>
+      </w:r>
+    </w:p>
+    <w:p>
+      <w:proofErr w:type="spellStart"/>
+      <w:r>
+        <w:t>top_customers</w:t>
+      </w:r>
+      <w:proofErr w:type="spellEnd"/>
+      <w:r>
+        <w:t xml:space="preserve"> = </w:t>
+      </w:r>
+      <w:proofErr w:type="spellStart"/>
+      <w:proofErr w:type="gramStart"/>
+      <w:r>
+        <w:t>df.groupby</w:t>
+      </w:r>
+      <w:proofErr w:type="spellEnd"/>
+      <w:proofErr w:type="gramEnd"/>
+      <w:r>
+        <w:t>('</w:t>
+      </w:r>
+      <w:proofErr w:type="spellStart"/>
+      <w:r>
+        <w:t>customer_id</w:t>
+      </w:r>
+      <w:proofErr w:type="spellEnd"/>
+      <w:proofErr w:type="gramStart"/>
+      <w:r>
+        <w:t>')[</w:t>
+      </w:r>
+      <w:proofErr w:type="gramEnd"/>
+      <w:r>
+        <w:t>'</w:t>
+      </w:r>
+      <w:proofErr w:type="spellStart"/>
+      <w:r>
+        <w:t>total_sales</w:t>
+      </w:r>
+      <w:proofErr w:type="spellEnd"/>
+      <w:r>
+        <w:t>'] \</w:t>
+      </w:r>
+    </w:p>
+    <w:p>
+      <w:r>
+        <w:t xml:space="preserve">                  </w:t>
+      </w:r>
+      <w:proofErr w:type="gramStart"/>
+      <w:r>
+        <w:t>.sum</w:t>
+      </w:r>
+      <w:proofErr w:type="gramEnd"/>
+      <w:r>
+        <w:t>(</w:t>
+      </w:r>
+      <w:proofErr w:type="gramStart"/>
+      <w:r>
+        <w:t>).</w:t>
+      </w:r>
+      <w:proofErr w:type="spellStart"/>
+      <w:r>
+        <w:t>sort</w:t>
+      </w:r>
+      <w:proofErr w:type="gramEnd"/>
+      <w:r>
+        <w:t>_values</w:t>
+      </w:r>
+      <w:proofErr w:type="spellEnd"/>
+      <w:r>
+        <w:t>(ascending=False</w:t>
+      </w:r>
+      <w:proofErr w:type="gramStart"/>
+      <w:r>
+        <w:t>).head</w:t>
+      </w:r>
+      <w:proofErr w:type="gramEnd"/>
+      <w:r>
+        <w:t>(10)</w:t>
+      </w:r>
+    </w:p>
+    <w:p/>
+    <w:p>
+      <w:proofErr w:type="spellStart"/>
+      <w:proofErr w:type="gramStart"/>
+      <w:r>
+        <w:lastRenderedPageBreak/>
+        <w:t>plt.figure</w:t>
+      </w:r>
+      <w:proofErr w:type="spellEnd"/>
+      <w:proofErr w:type="gramEnd"/>
+      <w:r>
+        <w:t>(</w:t>
+      </w:r>
+      <w:proofErr w:type="spellStart"/>
+      <w:r>
+        <w:t>figsize</w:t>
+      </w:r>
+      <w:proofErr w:type="spellEnd"/>
+      <w:proofErr w:type="gramStart"/>
+      <w:r>
+        <w:t>=(</w:t>
+      </w:r>
+      <w:proofErr w:type="gramEnd"/>
+      <w:r>
+        <w:t>10,5))</w:t>
+      </w:r>
+    </w:p>
+    <w:p>
+      <w:proofErr w:type="spellStart"/>
+      <w:r>
+        <w:t>top_</w:t>
+      </w:r>
+      <w:proofErr w:type="gramStart"/>
+      <w:r>
+        <w:t>customers.plot</w:t>
+      </w:r>
+      <w:proofErr w:type="spellEnd"/>
+      <w:proofErr w:type="gramEnd"/>
+      <w:r>
+        <w:t>(kind='bar')</w:t>
+      </w:r>
+    </w:p>
+    <w:p>
+      <w:proofErr w:type="spellStart"/>
+      <w:proofErr w:type="gramStart"/>
+      <w:r>
+        <w:t>plt.title</w:t>
+      </w:r>
+      <w:proofErr w:type="spellEnd"/>
+      <w:proofErr w:type="gramEnd"/>
+      <w:r>
+        <w:t>("Top 10 Customers by Total Spending")</w:t>
+      </w:r>
+    </w:p>
+    <w:p>
+      <w:proofErr w:type="spellStart"/>
+      <w:proofErr w:type="gramStart"/>
+      <w:r>
+        <w:t>plt.xlabel</w:t>
+      </w:r>
+      <w:proofErr w:type="spellEnd"/>
+      <w:proofErr w:type="gramEnd"/>
+      <w:r>
+        <w:t>("Customer ID")</w:t>
+      </w:r>
+    </w:p>
+    <w:p>
+      <w:proofErr w:type="spellStart"/>
+      <w:proofErr w:type="gramStart"/>
+      <w:r>
+        <w:t>plt.ylabel</w:t>
+      </w:r>
+      <w:proofErr w:type="spellEnd"/>
+      <w:proofErr w:type="gramEnd"/>
+      <w:r>
+        <w:t>("Total Sales")</w:t>
+      </w:r>
+    </w:p>
+    <w:p>
+      <w:proofErr w:type="spellStart"/>
+      <w:proofErr w:type="gramStart"/>
+      <w:r>
+        <w:t>plt.xticks</w:t>
+      </w:r>
+      <w:proofErr w:type="spellEnd"/>
+      <w:proofErr w:type="gramEnd"/>
+      <w:r>
+        <w:t>(rotation=45)</w:t>
+      </w:r>
+    </w:p>
+    <w:p>
+      <w:proofErr w:type="spellStart"/>
+      <w:proofErr w:type="gramStart"/>
+      <w:r>
+        <w:t>plt.show</w:t>
+      </w:r>
+      <w:proofErr w:type="spellEnd"/>
+      <w:proofErr w:type="gramEnd"/>
+      <w:r>
+        <w:t>()</w:t>
+      </w:r>
+    </w:p>
+    <w:p/>
+    <w:p>
+      <w:r>
+        <w:t>output:</w:t>
+      </w:r>
+    </w:p>
+    <w:p>
+      <w:r>
+        <w:drawing>
+          <wp:inline distT="0" distB="0" distL="0" distR="0" wp14:anchorId="32FE92B8" wp14:editId="785797BF">
+            <wp:extent cx="5943600" cy="2931795"/>
+            <wp:effectExtent l="0" t="0" r="0" b="1905"/>
+            <wp:docPr id="616652858" name="Picture 1"/>
+            <wp:cNvGraphicFramePr>
+              <a:graphicFrameLocks xmlns:a="http://schemas.openxmlformats.org/drawingml/2006/main" noChangeAspect="1"/>
+            </wp:cNvGraphicFramePr>
+            <a:graphic xmlns:a="http://schemas.openxmlformats.org/drawingml/2006/main">
+              <a:graphicData uri="http://schemas.openxmlformats.org/drawingml/2006/picture">
+                <pic:pic xmlns:pic="http://schemas.openxmlformats.org/drawingml/2006/picture">
+                  <pic:nvPicPr>
+                    <pic:cNvPr id="616652858" name=""/>
+                    <pic:cNvPicPr/>
+                  </pic:nvPicPr>
+                  <pic:blipFill>
+                    <a:blip r:embed="rId6"/>
+                    <a:stretch>
+                      <a:fillRect/>
+                    </a:stretch>
+                  </pic:blipFill>
+                  <pic:spPr>
+                    <a:xfrm>
+                      <a:off x="0" y="0"/>
+                      <a:ext cx="5943600" cy="2931795"/>
+                    </a:xfrm>
+                    <a:prstGeom prst="rect">
+                      <a:avLst/>
+                    </a:prstGeom>
+                  </pic:spPr>
+                </pic:pic>
+              </a:graphicData>
+            </a:graphic>
+          </wp:inline>
+        </w:drawing>
+      </w:r>
+    </w:p>
+    <w:p/>
     <w:sectPr>
       <w:pgSz w:w="12240" w:h="15840"/>
       <w:pgMar w:top="1440" w:right="1440" w:bottom="1440" w:left="1440" w:header="720" w:footer="720" w:gutter="0"/>

--- a/weekly progress/anushka daily progress/daily_progress.docx
+++ b/weekly progress/anushka daily progress/daily_progress.docx
@@ -28,135 +28,38 @@
     </w:p>
     <w:p/>
     <w:p>
-      <w:proofErr w:type="spellStart"/>
-      <w:r>
-        <w:t>category_sales</w:t>
-      </w:r>
-      <w:proofErr w:type="spellEnd"/>
-      <w:r>
-        <w:t xml:space="preserve"> = </w:t>
-      </w:r>
-      <w:proofErr w:type="spellStart"/>
-      <w:proofErr w:type="gramStart"/>
-      <w:r>
-        <w:t>df.groupby</w:t>
-      </w:r>
-      <w:proofErr w:type="spellEnd"/>
-      <w:proofErr w:type="gramEnd"/>
-      <w:r>
-        <w:t>('category</w:t>
-      </w:r>
-      <w:proofErr w:type="gramStart"/>
-      <w:r>
-        <w:t>')[</w:t>
-      </w:r>
-      <w:proofErr w:type="gramEnd"/>
-      <w:r>
-        <w:t>'</w:t>
-      </w:r>
-      <w:proofErr w:type="spellStart"/>
-      <w:r>
-        <w:t>total_sales</w:t>
-      </w:r>
-      <w:proofErr w:type="spellEnd"/>
-      <w:r>
-        <w:t>'</w:t>
-      </w:r>
-      <w:proofErr w:type="gramStart"/>
-      <w:r>
-        <w:t>].sum</w:t>
-      </w:r>
-      <w:proofErr w:type="gramEnd"/>
-      <w:r>
-        <w:t>()</w:t>
-      </w:r>
-    </w:p>
-    <w:p>
-      <w:proofErr w:type="spellStart"/>
-      <w:proofErr w:type="gramStart"/>
-      <w:r>
-        <w:t>plt.figure</w:t>
-      </w:r>
-      <w:proofErr w:type="spellEnd"/>
-      <w:proofErr w:type="gramEnd"/>
-      <w:r>
-        <w:t>(</w:t>
-      </w:r>
-      <w:proofErr w:type="spellStart"/>
-      <w:r>
-        <w:t>figsize</w:t>
-      </w:r>
-      <w:proofErr w:type="spellEnd"/>
-      <w:proofErr w:type="gramStart"/>
-      <w:r>
-        <w:t>=(</w:t>
-      </w:r>
-      <w:proofErr w:type="gramEnd"/>
-      <w:r>
-        <w:t>8,5))</w:t>
-      </w:r>
-    </w:p>
-    <w:p>
-      <w:proofErr w:type="spellStart"/>
-      <w:r>
-        <w:t>category_</w:t>
-      </w:r>
-      <w:proofErr w:type="gramStart"/>
-      <w:r>
-        <w:t>sales.plot</w:t>
-      </w:r>
-      <w:proofErr w:type="spellEnd"/>
-      <w:proofErr w:type="gramEnd"/>
-      <w:r>
-        <w:t>(kind='bar')</w:t>
-      </w:r>
-    </w:p>
-    <w:p>
-      <w:proofErr w:type="spellStart"/>
-      <w:proofErr w:type="gramStart"/>
-      <w:r>
-        <w:t>plt.title</w:t>
-      </w:r>
-      <w:proofErr w:type="spellEnd"/>
-      <w:proofErr w:type="gramEnd"/>
-      <w:r>
-        <w:t>("Sales by Product Category")</w:t>
-      </w:r>
-    </w:p>
-    <w:p>
-      <w:proofErr w:type="spellStart"/>
-      <w:proofErr w:type="gramStart"/>
-      <w:r>
-        <w:t>plt.xlabel</w:t>
-      </w:r>
-      <w:proofErr w:type="spellEnd"/>
-      <w:proofErr w:type="gramEnd"/>
-      <w:r>
-        <w:t>("Category")</w:t>
-      </w:r>
-    </w:p>
-    <w:p>
-      <w:proofErr w:type="spellStart"/>
-      <w:proofErr w:type="gramStart"/>
-      <w:r>
-        <w:t>plt.ylabel</w:t>
-      </w:r>
-      <w:proofErr w:type="spellEnd"/>
-      <w:proofErr w:type="gramEnd"/>
-      <w:r>
-        <w:t>("Total Sales")</w:t>
-      </w:r>
-    </w:p>
-    <w:p>
-      <w:proofErr w:type="spellStart"/>
-      <w:proofErr w:type="gramStart"/>
-      <w:r>
-        <w:t>plt.show</w:t>
-      </w:r>
-      <w:proofErr w:type="spellEnd"/>
-      <w:proofErr w:type="gramEnd"/>
-      <w:r>
-        <w:t>()</w:t>
+      <w:r>
+        <w:t>category_sales = df.groupby('category')['total_sales'].sum()</w:t>
+      </w:r>
+    </w:p>
+    <w:p>
+      <w:r>
+        <w:t>plt.figure(figsize=(8,5))</w:t>
+      </w:r>
+    </w:p>
+    <w:p>
+      <w:r>
+        <w:t>category_sales.plot(kind='bar')</w:t>
+      </w:r>
+    </w:p>
+    <w:p>
+      <w:r>
+        <w:t>plt.title("Sales by Product Category")</w:t>
+      </w:r>
+    </w:p>
+    <w:p>
+      <w:r>
+        <w:t>plt.xlabel("Category")</w:t>
+      </w:r>
+    </w:p>
+    <w:p>
+      <w:r>
+        <w:t>plt.ylabel("Total Sales")</w:t>
+      </w:r>
+    </w:p>
+    <w:p>
+      <w:r>
+        <w:t>plt.show()</w:t>
       </w:r>
     </w:p>
     <w:p>
@@ -233,43 +136,11 @@
           <w:u w:val="single"/>
         </w:rPr>
       </w:pPr>
-      <w:proofErr w:type="spellStart"/>
-      <w:proofErr w:type="gramStart"/>
-      <w:r>
-        <w:rPr>
-          <w:u w:val="single"/>
-        </w:rPr>
-        <w:t>plt.figure</w:t>
-      </w:r>
-      <w:proofErr w:type="spellEnd"/>
-      <w:proofErr w:type="gramEnd"/>
-      <w:r>
-        <w:rPr>
-          <w:u w:val="single"/>
-        </w:rPr>
-        <w:t>(</w:t>
-      </w:r>
-      <w:proofErr w:type="spellStart"/>
-      <w:r>
-        <w:rPr>
-          <w:u w:val="single"/>
-        </w:rPr>
-        <w:t>figsize</w:t>
-      </w:r>
-      <w:proofErr w:type="spellEnd"/>
-      <w:proofErr w:type="gramStart"/>
-      <w:r>
-        <w:rPr>
-          <w:u w:val="single"/>
-        </w:rPr>
-        <w:t>=(</w:t>
-      </w:r>
-      <w:proofErr w:type="gramEnd"/>
-      <w:r>
-        <w:rPr>
-          <w:u w:val="single"/>
-        </w:rPr>
-        <w:t>8,5))</w:t>
+      <w:r>
+        <w:rPr>
+          <w:u w:val="single"/>
+        </w:rPr>
+        <w:t>plt.figure(figsize=(8,5))</w:t>
       </w:r>
     </w:p>
     <w:p>
@@ -278,49 +149,11 @@
           <w:u w:val="single"/>
         </w:rPr>
       </w:pPr>
-      <w:proofErr w:type="spellStart"/>
-      <w:proofErr w:type="gramStart"/>
-      <w:r>
-        <w:rPr>
-          <w:u w:val="single"/>
-        </w:rPr>
-        <w:t>plt.hist</w:t>
-      </w:r>
-      <w:proofErr w:type="spellEnd"/>
-      <w:proofErr w:type="gramEnd"/>
-      <w:r>
-        <w:rPr>
-          <w:u w:val="single"/>
-        </w:rPr>
-        <w:t>(</w:t>
-      </w:r>
-      <w:proofErr w:type="spellStart"/>
-      <w:r>
-        <w:rPr>
-          <w:u w:val="single"/>
-        </w:rPr>
-        <w:t>df</w:t>
-      </w:r>
-      <w:proofErr w:type="spellEnd"/>
-      <w:r>
-        <w:rPr>
-          <w:u w:val="single"/>
-        </w:rPr>
-        <w:t>['</w:t>
-      </w:r>
-      <w:proofErr w:type="spellStart"/>
-      <w:r>
-        <w:rPr>
-          <w:u w:val="single"/>
-        </w:rPr>
-        <w:t>total_sales</w:t>
-      </w:r>
-      <w:proofErr w:type="spellEnd"/>
-      <w:r>
-        <w:rPr>
-          <w:u w:val="single"/>
-        </w:rPr>
-        <w:t>'], bins=30)</w:t>
+      <w:r>
+        <w:rPr>
+          <w:u w:val="single"/>
+        </w:rPr>
+        <w:t>plt.hist(df['total_sales'], bins=30)</w:t>
       </w:r>
     </w:p>
     <w:p>
@@ -329,21 +162,11 @@
           <w:u w:val="single"/>
         </w:rPr>
       </w:pPr>
-      <w:proofErr w:type="spellStart"/>
-      <w:proofErr w:type="gramStart"/>
-      <w:r>
-        <w:rPr>
-          <w:u w:val="single"/>
-        </w:rPr>
-        <w:t>plt.title</w:t>
-      </w:r>
-      <w:proofErr w:type="spellEnd"/>
-      <w:proofErr w:type="gramEnd"/>
-      <w:r>
-        <w:rPr>
-          <w:u w:val="single"/>
-        </w:rPr>
-        <w:t>("Distribution of Order Value")</w:t>
+      <w:r>
+        <w:rPr>
+          <w:u w:val="single"/>
+        </w:rPr>
+        <w:t>plt.title("Distribution of Order Value")</w:t>
       </w:r>
     </w:p>
     <w:p>
@@ -352,21 +175,11 @@
           <w:u w:val="single"/>
         </w:rPr>
       </w:pPr>
-      <w:proofErr w:type="spellStart"/>
-      <w:proofErr w:type="gramStart"/>
-      <w:r>
-        <w:rPr>
-          <w:u w:val="single"/>
-        </w:rPr>
-        <w:t>plt.xlabel</w:t>
-      </w:r>
-      <w:proofErr w:type="spellEnd"/>
-      <w:proofErr w:type="gramEnd"/>
-      <w:r>
-        <w:rPr>
-          <w:u w:val="single"/>
-        </w:rPr>
-        <w:t>("Order Value")</w:t>
+      <w:r>
+        <w:rPr>
+          <w:u w:val="single"/>
+        </w:rPr>
+        <w:t>plt.xlabel("Order Value")</w:t>
       </w:r>
     </w:p>
     <w:p>
@@ -375,21 +188,11 @@
           <w:u w:val="single"/>
         </w:rPr>
       </w:pPr>
-      <w:proofErr w:type="spellStart"/>
-      <w:proofErr w:type="gramStart"/>
-      <w:r>
-        <w:rPr>
-          <w:u w:val="single"/>
-        </w:rPr>
-        <w:t>plt.ylabel</w:t>
-      </w:r>
-      <w:proofErr w:type="spellEnd"/>
-      <w:proofErr w:type="gramEnd"/>
-      <w:r>
-        <w:rPr>
-          <w:u w:val="single"/>
-        </w:rPr>
-        <w:t>("Frequency")</w:t>
+      <w:r>
+        <w:rPr>
+          <w:u w:val="single"/>
+        </w:rPr>
+        <w:t>plt.ylabel("Frequency")</w:t>
       </w:r>
     </w:p>
     <w:p>
@@ -398,21 +201,11 @@
           <w:u w:val="single"/>
         </w:rPr>
       </w:pPr>
-      <w:proofErr w:type="spellStart"/>
-      <w:proofErr w:type="gramStart"/>
-      <w:r>
-        <w:rPr>
-          <w:u w:val="single"/>
-        </w:rPr>
-        <w:t>plt.show</w:t>
-      </w:r>
-      <w:proofErr w:type="spellEnd"/>
-      <w:proofErr w:type="gramEnd"/>
-      <w:r>
-        <w:rPr>
-          <w:u w:val="single"/>
-        </w:rPr>
-        <w:t>()</w:t>
+      <w:r>
+        <w:rPr>
+          <w:u w:val="single"/>
+        </w:rPr>
+        <w:t>plt.show()</w:t>
       </w:r>
     </w:p>
     <w:p>
@@ -500,183 +293,50 @@
       </w:r>
     </w:p>
     <w:p>
-      <w:proofErr w:type="spellStart"/>
-      <w:r>
-        <w:t>top_customers</w:t>
-      </w:r>
-      <w:proofErr w:type="spellEnd"/>
-      <w:r>
-        <w:t xml:space="preserve"> = </w:t>
-      </w:r>
-      <w:proofErr w:type="spellStart"/>
-      <w:proofErr w:type="gramStart"/>
-      <w:r>
-        <w:t>df.groupby</w:t>
-      </w:r>
-      <w:proofErr w:type="spellEnd"/>
-      <w:proofErr w:type="gramEnd"/>
-      <w:r>
-        <w:t>('</w:t>
-      </w:r>
-      <w:proofErr w:type="spellStart"/>
-      <w:r>
-        <w:t>customer_id</w:t>
-      </w:r>
-      <w:proofErr w:type="spellEnd"/>
-      <w:proofErr w:type="gramStart"/>
-      <w:r>
-        <w:t>')[</w:t>
-      </w:r>
-      <w:proofErr w:type="gramEnd"/>
-      <w:r>
-        <w:t>'</w:t>
-      </w:r>
-      <w:proofErr w:type="spellStart"/>
-      <w:r>
-        <w:t>total_sales</w:t>
-      </w:r>
-      <w:proofErr w:type="spellEnd"/>
-      <w:r>
-        <w:t>'] \</w:t>
-      </w:r>
-    </w:p>
-    <w:p>
-      <w:r>
-        <w:t xml:space="preserve">                  </w:t>
-      </w:r>
-      <w:proofErr w:type="gramStart"/>
-      <w:r>
-        <w:t>.sum</w:t>
-      </w:r>
-      <w:proofErr w:type="gramEnd"/>
-      <w:r>
-        <w:t>(</w:t>
-      </w:r>
-      <w:proofErr w:type="gramStart"/>
-      <w:r>
-        <w:t>).</w:t>
-      </w:r>
-      <w:proofErr w:type="spellStart"/>
-      <w:r>
-        <w:t>sort</w:t>
-      </w:r>
-      <w:proofErr w:type="gramEnd"/>
-      <w:r>
-        <w:t>_values</w:t>
-      </w:r>
-      <w:proofErr w:type="spellEnd"/>
-      <w:r>
-        <w:t>(ascending=False</w:t>
-      </w:r>
-      <w:proofErr w:type="gramStart"/>
-      <w:r>
-        <w:t>).head</w:t>
-      </w:r>
-      <w:proofErr w:type="gramEnd"/>
-      <w:r>
-        <w:t>(10)</w:t>
+      <w:r>
+        <w:t>top_customers = df.groupby('customer_id')['total_sales'] \</w:t>
+      </w:r>
+    </w:p>
+    <w:p>
+      <w:r>
+        <w:t xml:space="preserve">                  .sum().sort_values(ascending=False).head(10)</w:t>
       </w:r>
     </w:p>
     <w:p/>
     <w:p>
-      <w:proofErr w:type="spellStart"/>
-      <w:proofErr w:type="gramStart"/>
       <w:r>
         <w:lastRenderedPageBreak/>
-        <w:t>plt.figure</w:t>
-      </w:r>
-      <w:proofErr w:type="spellEnd"/>
-      <w:proofErr w:type="gramEnd"/>
-      <w:r>
-        <w:t>(</w:t>
-      </w:r>
-      <w:proofErr w:type="spellStart"/>
-      <w:r>
-        <w:t>figsize</w:t>
-      </w:r>
-      <w:proofErr w:type="spellEnd"/>
-      <w:proofErr w:type="gramStart"/>
-      <w:r>
-        <w:t>=(</w:t>
-      </w:r>
-      <w:proofErr w:type="gramEnd"/>
-      <w:r>
-        <w:t>10,5))</w:t>
-      </w:r>
-    </w:p>
-    <w:p>
-      <w:proofErr w:type="spellStart"/>
-      <w:r>
-        <w:t>top_</w:t>
-      </w:r>
-      <w:proofErr w:type="gramStart"/>
-      <w:r>
-        <w:t>customers.plot</w:t>
-      </w:r>
-      <w:proofErr w:type="spellEnd"/>
-      <w:proofErr w:type="gramEnd"/>
-      <w:r>
-        <w:t>(kind='bar')</w:t>
-      </w:r>
-    </w:p>
-    <w:p>
-      <w:proofErr w:type="spellStart"/>
-      <w:proofErr w:type="gramStart"/>
-      <w:r>
-        <w:t>plt.title</w:t>
-      </w:r>
-      <w:proofErr w:type="spellEnd"/>
-      <w:proofErr w:type="gramEnd"/>
-      <w:r>
-        <w:t>("Top 10 Customers by Total Spending")</w:t>
-      </w:r>
-    </w:p>
-    <w:p>
-      <w:proofErr w:type="spellStart"/>
-      <w:proofErr w:type="gramStart"/>
-      <w:r>
-        <w:t>plt.xlabel</w:t>
-      </w:r>
-      <w:proofErr w:type="spellEnd"/>
-      <w:proofErr w:type="gramEnd"/>
-      <w:r>
-        <w:t>("Customer ID")</w:t>
-      </w:r>
-    </w:p>
-    <w:p>
-      <w:proofErr w:type="spellStart"/>
-      <w:proofErr w:type="gramStart"/>
-      <w:r>
-        <w:t>plt.ylabel</w:t>
-      </w:r>
-      <w:proofErr w:type="spellEnd"/>
-      <w:proofErr w:type="gramEnd"/>
-      <w:r>
-        <w:t>("Total Sales")</w:t>
-      </w:r>
-    </w:p>
-    <w:p>
-      <w:proofErr w:type="spellStart"/>
-      <w:proofErr w:type="gramStart"/>
-      <w:r>
-        <w:t>plt.xticks</w:t>
-      </w:r>
-      <w:proofErr w:type="spellEnd"/>
-      <w:proofErr w:type="gramEnd"/>
-      <w:r>
-        <w:t>(rotation=45)</w:t>
-      </w:r>
-    </w:p>
-    <w:p>
-      <w:proofErr w:type="spellStart"/>
-      <w:proofErr w:type="gramStart"/>
-      <w:r>
-        <w:t>plt.show</w:t>
-      </w:r>
-      <w:proofErr w:type="spellEnd"/>
-      <w:proofErr w:type="gramEnd"/>
-      <w:r>
-        <w:t>()</w:t>
+        <w:t>plt.figure(figsize=(10,5))</w:t>
+      </w:r>
+    </w:p>
+    <w:p>
+      <w:r>
+        <w:t>top_customers.plot(kind='bar')</w:t>
+      </w:r>
+    </w:p>
+    <w:p>
+      <w:r>
+        <w:t>plt.title("Top 10 Customers by Total Spending")</w:t>
+      </w:r>
+    </w:p>
+    <w:p>
+      <w:r>
+        <w:t>plt.xlabel("Customer ID")</w:t>
+      </w:r>
+    </w:p>
+    <w:p>
+      <w:r>
+        <w:t>plt.ylabel("Total Sales")</w:t>
+      </w:r>
+    </w:p>
+    <w:p>
+      <w:r>
+        <w:t>plt.xticks(rotation=45)</w:t>
+      </w:r>
+    </w:p>
+    <w:p>
+      <w:r>
+        <w:t>plt.show()</w:t>
       </w:r>
     </w:p>
     <w:p/>
@@ -724,7 +384,87 @@
         </w:drawing>
       </w:r>
     </w:p>
+    <w:p>
+      <w:r>
+        <w:t>Quantity vs Total Sales (Scatter Plot)</w:t>
+      </w:r>
+    </w:p>
     <w:p/>
+    <w:p>
+      <w:r>
+        <w:t>plt.figure(figsize=(8,5))</w:t>
+      </w:r>
+    </w:p>
+    <w:p>
+      <w:r>
+        <w:t>plt.scatter(df['quantity'], df['total_sales'])</w:t>
+      </w:r>
+    </w:p>
+    <w:p>
+      <w:r>
+        <w:t>plt.title("Quantity vs Total Sales")</w:t>
+      </w:r>
+    </w:p>
+    <w:p>
+      <w:r>
+        <w:t>plt.xlabel("Quantity Sold")</w:t>
+      </w:r>
+    </w:p>
+    <w:p>
+      <w:r>
+        <w:t>plt.ylabel("Total Sales")</w:t>
+      </w:r>
+    </w:p>
+    <w:p>
+      <w:r>
+        <w:lastRenderedPageBreak/>
+        <w:t>plt.show()</w:t>
+      </w:r>
+    </w:p>
+    <w:p>
+      <w:r>
+        <w:t>output:</w:t>
+      </w:r>
+    </w:p>
+    <w:p>
+      <w:r>
+        <w:drawing>
+          <wp:inline distT="0" distB="0" distL="0" distR="0" wp14:anchorId="32418D67" wp14:editId="0B8EB277">
+            <wp:extent cx="5943600" cy="3421380"/>
+            <wp:effectExtent l="0" t="0" r="0" b="7620"/>
+            <wp:docPr id="1490857441" name="Picture 1"/>
+            <wp:cNvGraphicFramePr>
+              <a:graphicFrameLocks xmlns:a="http://schemas.openxmlformats.org/drawingml/2006/main" noChangeAspect="1"/>
+            </wp:cNvGraphicFramePr>
+            <a:graphic xmlns:a="http://schemas.openxmlformats.org/drawingml/2006/main">
+              <a:graphicData uri="http://schemas.openxmlformats.org/drawingml/2006/picture">
+                <pic:pic xmlns:pic="http://schemas.openxmlformats.org/drawingml/2006/picture">
+                  <pic:nvPicPr>
+                    <pic:cNvPr id="1490857441" name=""/>
+                    <pic:cNvPicPr/>
+                  </pic:nvPicPr>
+                  <pic:blipFill>
+                    <a:blip r:embed="rId7"/>
+                    <a:stretch>
+                      <a:fillRect/>
+                    </a:stretch>
+                  </pic:blipFill>
+                  <pic:spPr>
+                    <a:xfrm>
+                      <a:off x="0" y="0"/>
+                      <a:ext cx="5943600" cy="3421380"/>
+                    </a:xfrm>
+                    <a:prstGeom prst="rect">
+                      <a:avLst/>
+                    </a:prstGeom>
+                  </pic:spPr>
+                </pic:pic>
+              </a:graphicData>
+            </a:graphic>
+          </wp:inline>
+        </w:drawing>
+      </w:r>
+    </w:p>
     <w:sectPr>
       <w:pgSz w:w="12240" w:h="15840"/>
       <w:pgMar w:top="1440" w:right="1440" w:bottom="1440" w:left="1440" w:header="720" w:footer="720" w:gutter="0"/>

--- a/weekly progress/anushka daily progress/daily_progress.docx
+++ b/weekly progress/anushka daily progress/daily_progress.docx
@@ -88,7 +88,7 @@
                     <pic:cNvPicPr/>
                   </pic:nvPicPr>
                   <pic:blipFill>
-                    <a:blip r:embed="rId4"/>
+                    <a:blip r:embed="rId5"/>
                     <a:stretch>
                       <a:fillRect/>
                     </a:stretch>
@@ -255,7 +255,7 @@
                     <pic:cNvPicPr/>
                   </pic:nvPicPr>
                   <pic:blipFill>
-                    <a:blip r:embed="rId5"/>
+                    <a:blip r:embed="rId6"/>
                     <a:stretch>
                       <a:fillRect/>
                     </a:stretch>
@@ -347,6 +347,9 @@
     </w:p>
     <w:p>
       <w:r>
+        <w:rPr>
+          <w:noProof/>
+        </w:rPr>
         <w:drawing>
           <wp:inline distT="0" distB="0" distL="0" distR="0" wp14:anchorId="32FE92B8" wp14:editId="785797BF">
             <wp:extent cx="5943600" cy="2931795"/>
@@ -363,7 +366,7 @@
                     <pic:cNvPicPr/>
                   </pic:nvPicPr>
                   <pic:blipFill>
-                    <a:blip r:embed="rId6"/>
+                    <a:blip r:embed="rId7"/>
                     <a:stretch>
                       <a:fillRect/>
                     </a:stretch>
@@ -428,6 +431,9 @@
     </w:p>
     <w:p>
       <w:r>
+        <w:rPr>
+          <w:noProof/>
+        </w:rPr>
         <w:drawing>
           <wp:inline distT="0" distB="0" distL="0" distR="0" wp14:anchorId="32418D67" wp14:editId="0B8EB277">
             <wp:extent cx="5943600" cy="3421380"/>
@@ -444,7 +450,7 @@
                     <pic:cNvPicPr/>
                   </pic:nvPicPr>
                   <pic:blipFill>
-                    <a:blip r:embed="rId7"/>
+                    <a:blip r:embed="rId8"/>
                     <a:stretch>
                       <a:fillRect/>
                     </a:stretch>
@@ -465,6 +471,550 @@
         </w:drawing>
       </w:r>
     </w:p>
+    <w:p/>
+    <w:p>
+      <w:pPr>
+        <w:pBdr>
+          <w:bottom w:val="single" w:sz="6" w:space="1" w:color="auto"/>
+        </w:pBdr>
+        <w:rPr>
+          <w:sz w:val="32"/>
+          <w:szCs w:val="32"/>
+          <w:u w:val="single"/>
+        </w:rPr>
+      </w:pPr>
+      <w:r>
+        <w:rPr>
+          <w:sz w:val="32"/>
+          <w:szCs w:val="32"/>
+          <w:u w:val="single"/>
+        </w:rPr>
+        <w:t xml:space="preserve"> Sales by City</w:t>
+      </w:r>
+    </w:p>
+    <w:p>
+      <w:pPr>
+        <w:spacing w:line="480" w:lineRule="auto"/>
+        <w:rPr>
+          <w:sz w:val="32"/>
+          <w:szCs w:val="32"/>
+        </w:rPr>
+      </w:pPr>
+      <w:r>
+        <w:rPr>
+          <w:sz w:val="32"/>
+          <w:szCs w:val="32"/>
+        </w:rPr>
+        <w:t>Code:</w:t>
+      </w:r>
+    </w:p>
+    <w:p>
+      <w:pPr>
+        <w:spacing w:line="480" w:lineRule="auto"/>
+        <w:rPr>
+          <w:sz w:val="28"/>
+          <w:szCs w:val="28"/>
+        </w:rPr>
+      </w:pPr>
+      <w:r>
+        <w:rPr>
+          <w:sz w:val="28"/>
+          <w:szCs w:val="28"/>
+        </w:rPr>
+        <w:t>city_sales = df.groupby('city')['total_sales'].sum().sort_values(ascending=False)</w:t>
+      </w:r>
+    </w:p>
+    <w:p>
+      <w:pPr>
+        <w:spacing w:line="480" w:lineRule="auto"/>
+        <w:rPr>
+          <w:sz w:val="28"/>
+          <w:szCs w:val="28"/>
+        </w:rPr>
+      </w:pPr>
+    </w:p>
+    <w:p>
+      <w:pPr>
+        <w:spacing w:line="480" w:lineRule="auto"/>
+        <w:rPr>
+          <w:sz w:val="28"/>
+          <w:szCs w:val="28"/>
+        </w:rPr>
+      </w:pPr>
+      <w:r>
+        <w:rPr>
+          <w:sz w:val="28"/>
+          <w:szCs w:val="28"/>
+        </w:rPr>
+        <w:t>plt.figure(figsize=(10,5))</w:t>
+      </w:r>
+    </w:p>
+    <w:p>
+      <w:pPr>
+        <w:spacing w:line="480" w:lineRule="auto"/>
+        <w:rPr>
+          <w:sz w:val="28"/>
+          <w:szCs w:val="28"/>
+        </w:rPr>
+      </w:pPr>
+      <w:r>
+        <w:rPr>
+          <w:sz w:val="28"/>
+          <w:szCs w:val="28"/>
+        </w:rPr>
+        <w:t>city_sales.plot(kind='bar')</w:t>
+      </w:r>
+    </w:p>
+    <w:p>
+      <w:pPr>
+        <w:spacing w:line="480" w:lineRule="auto"/>
+        <w:rPr>
+          <w:sz w:val="28"/>
+          <w:szCs w:val="28"/>
+        </w:rPr>
+      </w:pPr>
+      <w:r>
+        <w:rPr>
+          <w:sz w:val="28"/>
+          <w:szCs w:val="28"/>
+        </w:rPr>
+        <w:t>plt.title("Sales by City")</w:t>
+      </w:r>
+    </w:p>
+    <w:p>
+      <w:pPr>
+        <w:spacing w:line="480" w:lineRule="auto"/>
+        <w:rPr>
+          <w:sz w:val="28"/>
+          <w:szCs w:val="28"/>
+        </w:rPr>
+      </w:pPr>
+      <w:r>
+        <w:rPr>
+          <w:sz w:val="28"/>
+          <w:szCs w:val="28"/>
+        </w:rPr>
+        <w:lastRenderedPageBreak/>
+        <w:t>plt.xlabel("City")</w:t>
+      </w:r>
+    </w:p>
+    <w:p>
+      <w:pPr>
+        <w:spacing w:line="480" w:lineRule="auto"/>
+        <w:rPr>
+          <w:sz w:val="28"/>
+          <w:szCs w:val="28"/>
+        </w:rPr>
+      </w:pPr>
+      <w:r>
+        <w:rPr>
+          <w:sz w:val="28"/>
+          <w:szCs w:val="28"/>
+        </w:rPr>
+        <w:t>plt.ylabel("Total Sales")</w:t>
+      </w:r>
+    </w:p>
+    <w:p>
+      <w:pPr>
+        <w:spacing w:line="480" w:lineRule="auto"/>
+        <w:rPr>
+          <w:sz w:val="28"/>
+          <w:szCs w:val="28"/>
+        </w:rPr>
+      </w:pPr>
+      <w:r>
+        <w:rPr>
+          <w:sz w:val="28"/>
+          <w:szCs w:val="28"/>
+        </w:rPr>
+        <w:t>plt.xticks(rotation=45)</w:t>
+      </w:r>
+    </w:p>
+    <w:p>
+      <w:pPr>
+        <w:spacing w:line="480" w:lineRule="auto"/>
+        <w:rPr>
+          <w:sz w:val="28"/>
+          <w:szCs w:val="28"/>
+        </w:rPr>
+      </w:pPr>
+      <w:r>
+        <w:rPr>
+          <w:sz w:val="28"/>
+          <w:szCs w:val="28"/>
+        </w:rPr>
+        <w:t>plt.show()</w:t>
+      </w:r>
+    </w:p>
+    <w:p>
+      <w:pPr>
+        <w:pStyle w:val="ListParagraph"/>
+        <w:numPr>
+          <w:ilvl w:val="0"/>
+          <w:numId w:val="1"/>
+        </w:numPr>
+        <w:spacing w:line="480" w:lineRule="auto"/>
+        <w:rPr>
+          <w:sz w:val="32"/>
+          <w:szCs w:val="32"/>
+        </w:rPr>
+      </w:pPr>
+      <w:r>
+        <w:rPr>
+          <w:sz w:val="32"/>
+          <w:szCs w:val="32"/>
+        </w:rPr>
+        <w:t>Sales vary across different cities, with some cities generating higher revenue.</w:t>
+      </w:r>
+    </w:p>
+    <w:p>
+      <w:pPr>
+        <w:pStyle w:val="ListParagraph"/>
+        <w:numPr>
+          <w:ilvl w:val="0"/>
+          <w:numId w:val="1"/>
+        </w:numPr>
+        <w:spacing w:line="480" w:lineRule="auto"/>
+        <w:rPr>
+          <w:sz w:val="32"/>
+          <w:szCs w:val="32"/>
+        </w:rPr>
+      </w:pPr>
+      <w:r>
+        <w:rPr>
+          <w:sz w:val="32"/>
+          <w:szCs w:val="32"/>
+        </w:rPr>
+        <w:t>This shows regional differences in customer demand.</w:t>
+      </w:r>
+    </w:p>
+    <w:p>
+      <w:pPr>
+        <w:pStyle w:val="ListParagraph"/>
+        <w:numPr>
+          <w:ilvl w:val="0"/>
+          <w:numId w:val="1"/>
+        </w:numPr>
+        <w:spacing w:line="480" w:lineRule="auto"/>
+        <w:rPr>
+          <w:sz w:val="32"/>
+          <w:szCs w:val="32"/>
+        </w:rPr>
+      </w:pPr>
+      <w:r>
+        <w:rPr>
+          <w:sz w:val="32"/>
+          <w:szCs w:val="32"/>
+        </w:rPr>
+        <w:t>Businesses can target high-performing cities with focused campaigns.</w:t>
+      </w:r>
+    </w:p>
+    <w:p>
+      <w:pPr>
+        <w:pStyle w:val="ListParagraph"/>
+        <w:spacing w:line="480" w:lineRule="auto"/>
+      </w:pPr>
+      <w:r>
+        <w:t>OUTPUT:</w:t>
+      </w:r>
+    </w:p>
+    <w:p>
+      <w:pPr>
+        <w:pStyle w:val="ListParagraph"/>
+        <w:spacing w:line="480" w:lineRule="auto"/>
+        <w:rPr>
+          <w:sz w:val="32"/>
+          <w:szCs w:val="32"/>
+        </w:rPr>
+      </w:pPr>
+      <w:r>
+        <w:rPr>
+          <w:sz w:val="32"/>
+          <w:szCs w:val="32"/>
+        </w:rPr>
+        <w:drawing>
+          <wp:inline distT="0" distB="0" distL="0" distR="0" wp14:anchorId="0EBF1247" wp14:editId="27B5FD9E">
+            <wp:extent cx="5181600" cy="2860952"/>
+            <wp:effectExtent l="0" t="0" r="0" b="0"/>
+            <wp:docPr id="433307656" name="Picture 1"/>
+            <wp:cNvGraphicFramePr>
+              <a:graphicFrameLocks xmlns:a="http://schemas.openxmlformats.org/drawingml/2006/main" noChangeAspect="1"/>
+            </wp:cNvGraphicFramePr>
+            <a:graphic xmlns:a="http://schemas.openxmlformats.org/drawingml/2006/main">
+              <a:graphicData uri="http://schemas.openxmlformats.org/drawingml/2006/picture">
+                <pic:pic xmlns:pic="http://schemas.openxmlformats.org/drawingml/2006/picture">
+                  <pic:nvPicPr>
+                    <pic:cNvPr id="433307656" name=""/>
+                    <pic:cNvPicPr/>
+                  </pic:nvPicPr>
+                  <pic:blipFill>
+                    <a:blip r:embed="rId9"/>
+                    <a:stretch>
+                      <a:fillRect/>
+                    </a:stretch>
+                  </pic:blipFill>
+                  <pic:spPr>
+                    <a:xfrm>
+                      <a:off x="0" y="0"/>
+                      <a:ext cx="5184272" cy="2862427"/>
+                    </a:xfrm>
+                    <a:prstGeom prst="rect">
+                      <a:avLst/>
+                    </a:prstGeom>
+                  </pic:spPr>
+                </pic:pic>
+              </a:graphicData>
+            </a:graphic>
+          </wp:inline>
+        </w:drawing>
+      </w:r>
+    </w:p>
+    <w:p>
+      <w:pPr>
+        <w:pStyle w:val="ListParagraph"/>
+        <w:pBdr>
+          <w:bottom w:val="single" w:sz="6" w:space="1" w:color="auto"/>
+        </w:pBdr>
+        <w:spacing w:line="480" w:lineRule="auto"/>
+        <w:rPr>
+          <w:sz w:val="32"/>
+          <w:szCs w:val="32"/>
+        </w:rPr>
+      </w:pPr>
+      <w:r>
+        <w:rPr>
+          <w:sz w:val="32"/>
+          <w:szCs w:val="32"/>
+        </w:rPr>
+        <w:lastRenderedPageBreak/>
+        <w:t>Online vs Offline Sales (Channel Analysis)</w:t>
+      </w:r>
+    </w:p>
+    <w:p>
+      <w:pPr>
+        <w:pStyle w:val="ListParagraph"/>
+        <w:spacing w:line="480" w:lineRule="auto"/>
+        <w:rPr>
+          <w:sz w:val="32"/>
+          <w:szCs w:val="32"/>
+        </w:rPr>
+      </w:pPr>
+      <w:r>
+        <w:rPr>
+          <w:sz w:val="32"/>
+          <w:szCs w:val="32"/>
+        </w:rPr>
+        <w:t>Code:</w:t>
+      </w:r>
+    </w:p>
+    <w:p>
+      <w:pPr>
+        <w:pStyle w:val="ListParagraph"/>
+        <w:spacing w:line="480" w:lineRule="auto"/>
+        <w:rPr>
+          <w:sz w:val="28"/>
+          <w:szCs w:val="28"/>
+        </w:rPr>
+      </w:pPr>
+      <w:r>
+        <w:rPr>
+          <w:sz w:val="28"/>
+          <w:szCs w:val="28"/>
+        </w:rPr>
+        <w:t>channel_sales = df.groupby('channel')['total_sales'].sum()</w:t>
+      </w:r>
+    </w:p>
+    <w:p>
+      <w:pPr>
+        <w:pStyle w:val="ListParagraph"/>
+        <w:spacing w:line="480" w:lineRule="auto"/>
+        <w:rPr>
+          <w:sz w:val="28"/>
+          <w:szCs w:val="28"/>
+        </w:rPr>
+      </w:pPr>
+    </w:p>
+    <w:p>
+      <w:pPr>
+        <w:pStyle w:val="ListParagraph"/>
+        <w:spacing w:line="480" w:lineRule="auto"/>
+        <w:rPr>
+          <w:sz w:val="28"/>
+          <w:szCs w:val="28"/>
+        </w:rPr>
+      </w:pPr>
+      <w:r>
+        <w:rPr>
+          <w:sz w:val="28"/>
+          <w:szCs w:val="28"/>
+        </w:rPr>
+        <w:t>plt.figure(figsize=(6,4))</w:t>
+      </w:r>
+    </w:p>
+    <w:p>
+      <w:pPr>
+        <w:pStyle w:val="ListParagraph"/>
+        <w:spacing w:line="480" w:lineRule="auto"/>
+        <w:rPr>
+          <w:sz w:val="28"/>
+          <w:szCs w:val="28"/>
+        </w:rPr>
+      </w:pPr>
+      <w:r>
+        <w:rPr>
+          <w:sz w:val="28"/>
+          <w:szCs w:val="28"/>
+        </w:rPr>
+        <w:t>channel_sales.plot(kind='bar')</w:t>
+      </w:r>
+    </w:p>
+    <w:p>
+      <w:pPr>
+        <w:pStyle w:val="ListParagraph"/>
+        <w:spacing w:line="480" w:lineRule="auto"/>
+        <w:rPr>
+          <w:sz w:val="28"/>
+          <w:szCs w:val="28"/>
+        </w:rPr>
+      </w:pPr>
+      <w:r>
+        <w:rPr>
+          <w:sz w:val="28"/>
+          <w:szCs w:val="28"/>
+        </w:rPr>
+        <w:t>plt.title("Sales by Channel")</w:t>
+      </w:r>
+    </w:p>
+    <w:p>
+      <w:pPr>
+        <w:pStyle w:val="ListParagraph"/>
+        <w:spacing w:line="480" w:lineRule="auto"/>
+        <w:rPr>
+          <w:sz w:val="28"/>
+          <w:szCs w:val="28"/>
+        </w:rPr>
+      </w:pPr>
+      <w:r>
+        <w:rPr>
+          <w:sz w:val="28"/>
+          <w:szCs w:val="28"/>
+        </w:rPr>
+        <w:t>plt.xlabel("Channel")</w:t>
+      </w:r>
+    </w:p>
+    <w:p>
+      <w:pPr>
+        <w:pStyle w:val="ListParagraph"/>
+        <w:spacing w:line="480" w:lineRule="auto"/>
+        <w:rPr>
+          <w:sz w:val="28"/>
+          <w:szCs w:val="28"/>
+        </w:rPr>
+      </w:pPr>
+      <w:r>
+        <w:rPr>
+          <w:sz w:val="28"/>
+          <w:szCs w:val="28"/>
+        </w:rPr>
+        <w:t>plt.ylabel("Total Sales")</w:t>
+      </w:r>
+    </w:p>
+    <w:p>
+      <w:pPr>
+        <w:pStyle w:val="ListParagraph"/>
+        <w:spacing w:line="480" w:lineRule="auto"/>
+        <w:rPr>
+          <w:sz w:val="28"/>
+          <w:szCs w:val="28"/>
+        </w:rPr>
+      </w:pPr>
+      <w:r>
+        <w:rPr>
+          <w:sz w:val="28"/>
+          <w:szCs w:val="28"/>
+        </w:rPr>
+        <w:t>plt.show()</w:t>
+      </w:r>
+    </w:p>
+    <w:p>
+      <w:pPr>
+        <w:pStyle w:val="ListParagraph"/>
+        <w:spacing w:line="480" w:lineRule="auto"/>
+        <w:rPr>
+          <w:sz w:val="28"/>
+          <w:szCs w:val="28"/>
+        </w:rPr>
+      </w:pPr>
+      <w:r>
+        <w:rPr>
+          <w:sz w:val="28"/>
+          <w:szCs w:val="28"/>
+        </w:rPr>
+        <w:t>OUTPUT:</w:t>
+      </w:r>
+    </w:p>
+    <w:p>
+      <w:pPr>
+        <w:pStyle w:val="ListParagraph"/>
+        <w:spacing w:line="480" w:lineRule="auto"/>
+        <w:rPr>
+          <w:sz w:val="28"/>
+          <w:szCs w:val="28"/>
+        </w:rPr>
+      </w:pPr>
+      <w:r>
+        <w:rPr>
+          <w:sz w:val="28"/>
+          <w:szCs w:val="28"/>
+        </w:rPr>
+        <w:drawing>
+          <wp:inline distT="0" distB="0" distL="0" distR="0" wp14:anchorId="5E34AE0D" wp14:editId="335B5D67">
+            <wp:extent cx="4770120" cy="3150522"/>
+            <wp:effectExtent l="0" t="0" r="0" b="0"/>
+            <wp:docPr id="725247691" name="Picture 1"/>
+            <wp:cNvGraphicFramePr>
+              <a:graphicFrameLocks xmlns:a="http://schemas.openxmlformats.org/drawingml/2006/main" noChangeAspect="1"/>
+            </wp:cNvGraphicFramePr>
+            <a:graphic xmlns:a="http://schemas.openxmlformats.org/drawingml/2006/main">
+              <a:graphicData uri="http://schemas.openxmlformats.org/drawingml/2006/picture">
+                <pic:pic xmlns:pic="http://schemas.openxmlformats.org/drawingml/2006/picture">
+                  <pic:nvPicPr>
+                    <pic:cNvPr id="725247691" name=""/>
+                    <pic:cNvPicPr/>
+                  </pic:nvPicPr>
+                  <pic:blipFill>
+                    <a:blip r:embed="rId10"/>
+                    <a:stretch>
+                      <a:fillRect/>
+                    </a:stretch>
+                  </pic:blipFill>
+                  <pic:spPr>
+                    <a:xfrm>
+                      <a:off x="0" y="0"/>
+                      <a:ext cx="4773780" cy="3152939"/>
+                    </a:xfrm>
+                    <a:prstGeom prst="rect">
+                      <a:avLst/>
+                    </a:prstGeom>
+                  </pic:spPr>
+                </pic:pic>
+              </a:graphicData>
+            </a:graphic>
+          </wp:inline>
+        </w:drawing>
+      </w:r>
+    </w:p>
+    <w:p>
+      <w:pPr>
+        <w:pStyle w:val="ListParagraph"/>
+        <w:spacing w:line="480" w:lineRule="auto"/>
+        <w:jc w:val="center"/>
+        <w:rPr>
+          <w:sz w:val="32"/>
+          <w:szCs w:val="32"/>
+        </w:rPr>
+      </w:pPr>
+    </w:p>
     <w:sectPr>
       <w:pgSz w:w="12240" w:h="15840"/>
       <w:pgMar w:top="1440" w:right="1440" w:bottom="1440" w:left="1440" w:header="720" w:footer="720" w:gutter="0"/>
@@ -473,6 +1023,127 @@
     </w:sectPr>
   </w:body>
 </w:document>
+</file>
+
+<file path=word/numbering.xml><?xml version="1.0" encoding="utf-8"?>
+<w:numbering xmlns:wpc="http://schemas.microsoft.com/office/word/2010/wordprocessingCanvas" xmlns:cx="http://schemas.microsoft.com/office/drawing/2014/chartex" xmlns:cx1="http://schemas.microsoft.com/office/drawing/2015/9/8/chartex" xmlns:cx2="http://schemas.microsoft.com/office/drawing/2015/10/21/chartex" xmlns:cx3="http://schemas.microsoft.com/office/drawing/2016/5/9/chartex" xmlns:cx4="http://schemas.microsoft.com/office/drawing/2016/5/10/chartex" xmlns:cx5="http://schemas.microsoft.com/office/drawing/2016/5/11/chartex" xmlns:cx6="http://schemas.microsoft.com/office/drawing/2016/5/12/chartex" xmlns:cx7="http://schemas.microsoft.com/office/drawing/2016/5/13/chartex" xmlns:cx8="http://schemas.microsoft.com/office/drawing/2016/5/14/chartex" xmlns:mc="http://schemas.openxmlformats.org/markup-compatibility/2006" xmlns:aink="http://schemas.microsoft.com/office/drawing/2016/ink" xmlns:am3d="http://schemas.microsoft.com/office/drawing/2017/model3d" xmlns:o="urn:schemas-microsoft-com:office:office" xmlns:oel="http://schemas.microsoft.com/office/2019/extlst" xmlns:r="http://schemas.openxmlformats.org/officeDocument/2006/relationships" xmlns:m="http://schemas.openxmlformats.org/officeDocument/2006/math" xmlns:v="urn:schemas-microsoft-com:vml" xmlns:wp14="http://schemas.microsoft.com/office/word/2010/wordprocessingDrawing" xmlns:wp="http://schemas.openxmlformats.org/drawingml/2006/wordprocessingDrawing" xmlns:w10="urn:schemas-microsoft-com:office:word" xmlns:w="http://schemas.openxmlformats.org/wordprocessingml/2006/main" xmlns:w14="http://schemas.microsoft.com/office/word/2010/wordml" xmlns:w15="http://schemas.microsoft.com/office/word/2012/wordml" xmlns:w16cex="http://schemas.microsoft.com/office/word/2018/wordml/cex" xmlns:w16cid="http://schemas.microsoft.com/office/word/2016/wordml/cid" xmlns:w16="http://schemas.microsoft.com/office/word/2018/wordml" xmlns:w16du="http://schemas.microsoft.com/office/word/2023/wordml/word16du" xmlns:w16sdtdh="http://schemas.microsoft.com/office/word/2020/wordml/sdtdatahash" xmlns:w16sdtfl="http://schemas.microsoft.com/office/word/2024/wordml/sdtformatlock" xmlns:w16se="http://schemas.microsoft.com/office/word/2015/wordml/symex" xmlns:wpg="http://schemas.microsoft.com/office/word/2010/wordprocessingGroup" xmlns:wpi="http://schemas.microsoft.com/office/word/2010/wordprocessingInk" xmlns:wne="http://schemas.microsoft.com/office/word/2006/wordml" xmlns:wps="http://schemas.microsoft.com/office/word/2010/wordprocessingShape" mc:Ignorable="w14 w15 w16se w16cid w16 w16cex w16sdtdh w16sdtfl w16du wp14">
+  <w:abstractNum w:abstractNumId="0" w15:restartNumberingAfterBreak="0">
+    <w:nsid w:val="22653416"/>
+    <w:multiLevelType w:val="hybridMultilevel"/>
+    <w:tmpl w:val="C0C8380C"/>
+    <w:lvl w:ilvl="0" w:tplc="04090001">
+      <w:start w:val="1"/>
+      <w:numFmt w:val="bullet"/>
+      <w:lvlText w:val=""/>
+      <w:lvlJc w:val="left"/>
+      <w:pPr>
+        <w:ind w:left="720" w:hanging="360"/>
+      </w:pPr>
+      <w:rPr>
+        <w:rFonts w:ascii="Symbol" w:hAnsi="Symbol" w:hint="default"/>
+      </w:rPr>
+    </w:lvl>
+    <w:lvl w:ilvl="1" w:tplc="04090003" w:tentative="1">
+      <w:start w:val="1"/>
+      <w:numFmt w:val="bullet"/>
+      <w:lvlText w:val="o"/>
+      <w:lvlJc w:val="left"/>
+      <w:pPr>
+        <w:ind w:left="1440" w:hanging="360"/>
+      </w:pPr>
+      <w:rPr>
+        <w:rFonts w:ascii="Courier New" w:hAnsi="Courier New" w:cs="Courier New" w:hint="default"/>
+      </w:rPr>
+    </w:lvl>
+    <w:lvl w:ilvl="2" w:tplc="04090005" w:tentative="1">
+      <w:start w:val="1"/>
+      <w:numFmt w:val="bullet"/>
+      <w:lvlText w:val=""/>
+      <w:lvlJc w:val="left"/>
+      <w:pPr>
+        <w:ind w:left="2160" w:hanging="360"/>
+      </w:pPr>
+      <w:rPr>
+        <w:rFonts w:ascii="Wingdings" w:hAnsi="Wingdings" w:hint="default"/>
+      </w:rPr>
+    </w:lvl>
+    <w:lvl w:ilvl="3" w:tplc="04090001" w:tentative="1">
+      <w:start w:val="1"/>
+      <w:numFmt w:val="bullet"/>
+      <w:lvlText w:val=""/>
+      <w:lvlJc w:val="left"/>
+      <w:pPr>
+        <w:ind w:left="2880" w:hanging="360"/>
+      </w:pPr>
+      <w:rPr>
+        <w:rFonts w:ascii="Symbol" w:hAnsi="Symbol" w:hint="default"/>
+      </w:rPr>
+    </w:lvl>
+    <w:lvl w:ilvl="4" w:tplc="04090003" w:tentative="1">
+      <w:start w:val="1"/>
+      <w:numFmt w:val="bullet"/>
+      <w:lvlText w:val="o"/>
+      <w:lvlJc w:val="left"/>
+      <w:pPr>
+        <w:ind w:left="3600" w:hanging="360"/>
+      </w:pPr>
+      <w:rPr>
+        <w:rFonts w:ascii="Courier New" w:hAnsi="Courier New" w:cs="Courier New" w:hint="default"/>
+      </w:rPr>
+    </w:lvl>
+    <w:lvl w:ilvl="5" w:tplc="04090005" w:tentative="1">
+      <w:start w:val="1"/>
+      <w:numFmt w:val="bullet"/>
+      <w:lvlText w:val=""/>
+      <w:lvlJc w:val="left"/>
+      <w:pPr>
+        <w:ind w:left="4320" w:hanging="360"/>
+      </w:pPr>
+      <w:rPr>
+        <w:rFonts w:ascii="Wingdings" w:hAnsi="Wingdings" w:hint="default"/>
+      </w:rPr>
+    </w:lvl>
+    <w:lvl w:ilvl="6" w:tplc="04090001" w:tentative="1">
+      <w:start w:val="1"/>
+      <w:numFmt w:val="bullet"/>
+      <w:lvlText w:val=""/>
+      <w:lvlJc w:val="left"/>
+      <w:pPr>
+        <w:ind w:left="5040" w:hanging="360"/>
+      </w:pPr>
+      <w:rPr>
+        <w:rFonts w:ascii="Symbol" w:hAnsi="Symbol" w:hint="default"/>
+      </w:rPr>
+    </w:lvl>
+    <w:lvl w:ilvl="7" w:tplc="04090003" w:tentative="1">
+      <w:start w:val="1"/>
+      <w:numFmt w:val="bullet"/>
+      <w:lvlText w:val="o"/>
+      <w:lvlJc w:val="left"/>
+      <w:pPr>
+        <w:ind w:left="5760" w:hanging="360"/>
+      </w:pPr>
+      <w:rPr>
+        <w:rFonts w:ascii="Courier New" w:hAnsi="Courier New" w:cs="Courier New" w:hint="default"/>
+      </w:rPr>
+    </w:lvl>
+    <w:lvl w:ilvl="8" w:tplc="04090005" w:tentative="1">
+      <w:start w:val="1"/>
+      <w:numFmt w:val="bullet"/>
+      <w:lvlText w:val=""/>
+      <w:lvlJc w:val="left"/>
+      <w:pPr>
+        <w:ind w:left="6480" w:hanging="360"/>
+      </w:pPr>
+      <w:rPr>
+        <w:rFonts w:ascii="Wingdings" w:hAnsi="Wingdings" w:hint="default"/>
+      </w:rPr>
+    </w:lvl>
+  </w:abstractNum>
+  <w:num w:numId="1" w16cid:durableId="1489327110">
+    <w:abstractNumId w:val="0"/>
+  </w:num>
+</w:numbering>
 </file>
 
 <file path=word/styles.xml><?xml version="1.0" encoding="utf-8"?>
